--- a/data/cvs/cv_210_Canonical_Python_and_Kubernetes_Software_Engineer_.docx
+++ b/data/cvs/cv_210_Canonical_Python_and_Kubernetes_Software_Engineer_.docx
@@ -86,7 +86,7 @@
         <w:rPr>
           <w:sz w:val="20"/>
         </w:rPr>
-        <w:t>Python and Kubernetes Software Engineer with a background in full-stack development and AI engineering. I have experience building and maintaining scalable applications, integrating APIs, and implementing AI-driven automation. Proficient in Python, Kubernetes, and various data analytics tools, with a focus on open-source technologies. Skilled in designing and developing AI-powered solutions, including model evaluation, prompt engineering, and dataset structuring.</w:t>
+        <w:t>Python and Kubernetes Software Engineer with a background in full-stack development and AI engineering. I excel at building scalable applications, integrating APIs, and automating processes. Currently, I'm leading the development of an AI-powered tender scraping pipeline and an SAP API integration at Copy Cat Group, showcasing my expertise in data-driven solutions and automation.</w:t>
       </w:r>
     </w:p>
     <w:p>
@@ -119,7 +119,7 @@
         <w:rPr>
           <w:sz w:val="20"/>
         </w:rPr>
-        <w:t>Python, JavaScript, SQL, Bash, HTML, CSS</w:t>
+        <w:t>Python, JavaScript, SQL, Bash</w:t>
       </w:r>
     </w:p>
     <w:p>
@@ -155,7 +155,7 @@
         <w:rPr>
           <w:sz w:val="20"/>
         </w:rPr>
-        <w:t>PostgreSQL, MySQL, MongoDB, SQLite</w:t>
+        <w:t>PostgreSQL, MySQL, MongoDB</w:t>
       </w:r>
     </w:p>
     <w:p>
@@ -173,7 +173,7 @@
         <w:rPr>
           <w:sz w:val="20"/>
         </w:rPr>
-        <w:t>Pandas, NumPy, Excel, Data Visualisation, Statistical Analysis</w:t>
+        <w:t>Pandas, Data Visualisation, Statistical Analysis</w:t>
       </w:r>
     </w:p>
     <w:p>
@@ -191,7 +191,7 @@
         <w:rPr>
           <w:sz w:val="20"/>
         </w:rPr>
-        <w:t>LLM Evaluation, Prompt Engineering, Dataset Structuring, Gemini API, Groq API</w:t>
+        <w:t>Prompt Engineering, LLM Evaluation, Dataset Structuring</w:t>
       </w:r>
     </w:p>
     <w:p>
@@ -209,7 +209,7 @@
         <w:rPr>
           <w:sz w:val="20"/>
         </w:rPr>
-        <w:t>n8n, Playwright, APScheduler, Web Scraping, REST APIs</w:t>
+        <w:t>n8n, Playwright, Web Scraping, REST APIs</w:t>
       </w:r>
     </w:p>
     <w:p>
@@ -227,7 +227,7 @@
         <w:rPr>
           <w:sz w:val="20"/>
         </w:rPr>
-        <w:t>Git, GitHub, CI/CD, Oracle Cloud, Google Cloud Platform</w:t>
+        <w:t>Git, CI/CD, Docker, Oracle Cloud</w:t>
       </w:r>
     </w:p>
     <w:p>
@@ -245,7 +245,7 @@
         <w:rPr>
           <w:sz w:val="20"/>
         </w:rPr>
-        <w:t>Workflows, AI/ML, Open Source, MLOps, Kubeflow, MLFlow, DVC, Feast, ETL, Data Governance, Visualization, Apache SuperSet, dbt, Airflow, Temporal, Data Warehouse</w:t>
+        <w:t>Workflows, AI/ML, Analytics, Open Source, Data Analytics, MLOps, Kubeflow, MLFlow, DVC, Feast, ETL, Data Governance, Visualization, Apache SuperSet, dbt, Airflow</w:t>
       </w:r>
     </w:p>
     <w:p>
@@ -263,7 +263,7 @@
         <w:rPr>
           <w:sz w:val="20"/>
         </w:rPr>
-        <w:t>Apache Trino, ClickHouse, Linux, Kernel, Networking, Storage, Application Layer, Distributed Systems, Observability, Identity, Tracing, Machine-Oriented, Debugging, Upstream, Ubuntu Communities, Agile</w:t>
+        <w:t>Temporal, Data Warehouse, Apache Trino, ClickHouse, Linux, Kernel, Networking, Storage, Application Layer, Distributed Systems, Observability, Identity, Tracing, Machine-Oriented, Debugging, Upstream Communities, Agile</w:t>
       </w:r>
     </w:p>
     <w:p>
@@ -313,7 +313,7 @@
         <w:rPr>
           <w:sz w:val="20"/>
         </w:rPr>
-        <w:t>Integrating SAP APIs with an internal Credit Control System for automated OA and IT processes.</w:t>
+        <w:t>Leading the design and development of an AI-powered tender scraping pipeline, automating tender discovery and processing.</w:t>
       </w:r>
     </w:p>
     <w:p>
@@ -325,7 +325,7 @@
         <w:rPr>
           <w:sz w:val="20"/>
         </w:rPr>
-        <w:t>Authoring technical documentation, including BRDs and SDDs, to define project scope and architecture.</w:t>
+        <w:t>Integrating SAP APIs with an internal Credit Control System, creating an automated solution for OA and IT business units.</w:t>
       </w:r>
     </w:p>
     <w:p>
@@ -337,7 +337,7 @@
         <w:rPr>
           <w:sz w:val="20"/>
         </w:rPr>
-        <w:t>Designing and prototyping an AI-powered tender scraping pipeline to automate opportunity discovery.</w:t>
+        <w:t>Authoring technical documentation, including BRDs and SDDs, to define project scope and architecture for enterprise-level applications.</w:t>
       </w:r>
     </w:p>
     <w:p>
@@ -372,7 +372,7 @@
         <w:rPr>
           <w:sz w:val="20"/>
         </w:rPr>
-        <w:t>Generating difference-based captions for multimodal datasets, improving model accuracy.</w:t>
+        <w:t>Generated accurate captions and annotations for multimodal datasets, improving model accuracy through rigorous validation.</w:t>
       </w:r>
     </w:p>
     <w:p>
@@ -407,7 +407,7 @@
         <w:rPr>
           <w:sz w:val="20"/>
         </w:rPr>
-        <w:t>Built and delivered full-stack solutions, including UI components and API optimisation, for diverse clients.</w:t>
+        <w:t>Built and delivered full-stack applications, optimising UI components and APIs for diverse client needs.</w:t>
       </w:r>
     </w:p>
     <w:p>
@@ -442,7 +442,7 @@
         <w:rPr>
           <w:sz w:val="20"/>
         </w:rPr>
-        <w:t>Performed intent detection, slot tagging, and utterance verification for health and agriculture AI systems.</w:t>
+        <w:t>Performed intent detection and slot tagging for health and agriculture AI systems, ensuring high-quality training data.</w:t>
       </w:r>
     </w:p>
     <w:p>
